--- a/Modeling Practice/Practice 2 - Logistic Regression/Practice 2.docx
+++ b/Modeling Practice/Practice 2 - Logistic Regression/Practice 2.docx
@@ -16,10 +16,7 @@
         </w:rPr>
       </w:pPr>
       <w:r>
-        <w:t xml:space="preserve">Practice Assignment </w:t>
-      </w:r>
-      <w:r>
-        <w:t>2</w:t>
+        <w:t>Practice Assignment 2</w:t>
       </w:r>
       <w:r>
         <w:br/>
@@ -112,7 +109,7 @@
           <w:sz w:val="26"/>
           <w:szCs w:val="26"/>
         </w:rPr>
-        <w:t>3</w:t>
+        <w:t>4</w:t>
       </w:r>
       <w:r>
         <w:rPr>
@@ -147,10 +144,7 @@
         <w:t xml:space="preserve">is </w:t>
       </w:r>
       <w:r>
-        <w:t>problem</w:t>
-      </w:r>
-      <w:r>
-        <w:t xml:space="preserve"> will use the </w:t>
+        <w:t xml:space="preserve">problem will use the </w:t>
       </w:r>
       <w:r>
         <w:rPr>
@@ -3908,6 +3902,7 @@
   <w:style w:type="character" w:default="1" w:styleId="DefaultParagraphFont">
     <w:name w:val="Default Paragraph Font"/>
     <w:uiPriority w:val="1"/>
+    <w:semiHidden/>
     <w:unhideWhenUsed/>
   </w:style>
   <w:style w:type="table" w:default="1" w:styleId="TableNormal">
